--- a/Assignment/Module 15) Advance Python Programming/Theory/Module 15) Advance Python Programming.docx
+++ b/Assignment/Module 15) Advance Python Programming/Theory/Module 15) Advance Python Programming.docx
@@ -81,12 +81,31 @@
           <w:lang w:eastAsia="en-IN"/>
           <w14:ligatures w14:val="none"/>
         </w:rPr>
-        <w:t xml:space="preserve">Introduction to the print() function in Python. </w:t>
-      </w:r>
-    </w:p>
-    <w:p>
-      <w:pPr>
-        <w:jc w:val="both"/>
+        <w:t xml:space="preserve">Introduction to the </w:t>
+      </w:r>
+      <w:proofErr w:type="gramStart"/>
+      <w:r>
+        <w:rPr>
+          <w:rFonts w:eastAsia="Times New Roman" w:cs="Times New Roman"/>
+          <w:kern w:val="0"/>
+          <w:lang w:eastAsia="en-IN"/>
+          <w14:ligatures w14:val="none"/>
+        </w:rPr>
+        <w:t>print(</w:t>
+      </w:r>
+      <w:proofErr w:type="gramEnd"/>
+      <w:r>
+        <w:rPr>
+          <w:rFonts w:eastAsia="Times New Roman" w:cs="Times New Roman"/>
+          <w:kern w:val="0"/>
+          <w:lang w:eastAsia="en-IN"/>
+          <w14:ligatures w14:val="none"/>
+        </w:rPr>
+        <w:t xml:space="preserve">) function in Python. </w:t>
+      </w:r>
+    </w:p>
+    <w:p>
+      <w:pPr>
         <w:rPr>
           <w:rFonts w:eastAsia="Times New Roman"/>
           <w:kern w:val="0"/>
@@ -94,6 +113,7 @@
           <w14:ligatures w14:val="none"/>
         </w:rPr>
       </w:pPr>
+      <w:proofErr w:type="gramStart"/>
       <w:r>
         <w:rPr>
           <w:rFonts w:eastAsia="Times New Roman" w:cs="Times New Roman"/>
@@ -103,6 +123,7 @@
         </w:rPr>
         <w:t>Ans:-</w:t>
       </w:r>
+      <w:proofErr w:type="gramEnd"/>
       <w:r>
         <w:rPr>
           <w:rFonts w:ascii="Courier New" w:eastAsia="Times New Roman" w:hAnsi="Courier New" w:cs="Courier New"/>
@@ -114,6 +135,7 @@
         </w:rPr>
         <w:t xml:space="preserve"> </w:t>
       </w:r>
+      <w:proofErr w:type="gramStart"/>
       <w:r>
         <w:rPr>
           <w:rFonts w:eastAsia="Times New Roman"/>
@@ -121,7 +143,37 @@
           <w:lang w:eastAsia="en-IN"/>
           <w14:ligatures w14:val="none"/>
         </w:rPr>
-        <w:t>print() is used to display output on the screen. It can print text, numbers, variables, and expressions. Multiple values can be printed by separating them with commas. It is one of the most commonly used functions in Python.</w:t>
+        <w:t>print(</w:t>
+      </w:r>
+      <w:proofErr w:type="gramEnd"/>
+      <w:r>
+        <w:rPr>
+          <w:rFonts w:eastAsia="Times New Roman"/>
+          <w:kern w:val="0"/>
+          <w:lang w:eastAsia="en-IN"/>
+          <w14:ligatures w14:val="none"/>
+        </w:rPr>
+        <w:t>) is used to display output on the screen.</w:t>
+      </w:r>
+      <w:r>
+        <w:rPr>
+          <w:rFonts w:eastAsia="Times New Roman"/>
+          <w:kern w:val="0"/>
+          <w:lang w:eastAsia="en-IN"/>
+          <w14:ligatures w14:val="none"/>
+        </w:rPr>
+        <w:br/>
+        <w:t>It can print text, numbers, variables, and expressions.</w:t>
+      </w:r>
+      <w:r>
+        <w:rPr>
+          <w:rFonts w:eastAsia="Times New Roman"/>
+          <w:kern w:val="0"/>
+          <w:lang w:eastAsia="en-IN"/>
+          <w14:ligatures w14:val="none"/>
+        </w:rPr>
+        <w:br/>
+        <w:t>Multiple values can be printed using commas.</w:t>
       </w:r>
     </w:p>
     <w:p>
@@ -157,19 +209,39 @@
           <w:lang w:eastAsia="en-IN"/>
           <w14:ligatures w14:val="none"/>
         </w:rPr>
-        <w:t>Formatting outputs using f-strings and format().</w:t>
-      </w:r>
-    </w:p>
-    <w:p>
-      <w:pPr>
-        <w:jc w:val="both"/>
-        <w:rPr>
-          <w:rFonts w:eastAsia="Times New Roman" w:cs="Times New Roman"/>
-          <w:kern w:val="0"/>
-          <w:lang w:eastAsia="en-IN"/>
-          <w14:ligatures w14:val="none"/>
-        </w:rPr>
-      </w:pPr>
+        <w:t xml:space="preserve">Formatting outputs using f-strings and </w:t>
+      </w:r>
+      <w:proofErr w:type="gramStart"/>
+      <w:r>
+        <w:rPr>
+          <w:rFonts w:eastAsia="Times New Roman" w:cs="Times New Roman"/>
+          <w:kern w:val="0"/>
+          <w:lang w:eastAsia="en-IN"/>
+          <w14:ligatures w14:val="none"/>
+        </w:rPr>
+        <w:t>format(</w:t>
+      </w:r>
+      <w:proofErr w:type="gramEnd"/>
+      <w:r>
+        <w:rPr>
+          <w:rFonts w:eastAsia="Times New Roman" w:cs="Times New Roman"/>
+          <w:kern w:val="0"/>
+          <w:lang w:eastAsia="en-IN"/>
+          <w14:ligatures w14:val="none"/>
+        </w:rPr>
+        <w:t>).</w:t>
+      </w:r>
+    </w:p>
+    <w:p>
+      <w:pPr>
+        <w:rPr>
+          <w:rFonts w:eastAsia="Times New Roman" w:cs="Times New Roman"/>
+          <w:kern w:val="0"/>
+          <w:lang w:eastAsia="en-IN"/>
+          <w14:ligatures w14:val="none"/>
+        </w:rPr>
+      </w:pPr>
+      <w:proofErr w:type="gramStart"/>
       <w:r>
         <w:rPr>
           <w:rFonts w:eastAsia="Times New Roman" w:cs="Times New Roman"/>
@@ -179,6 +251,7 @@
         </w:rPr>
         <w:t>Ans:-</w:t>
       </w:r>
+      <w:proofErr w:type="gramEnd"/>
       <w:r>
         <w:t xml:space="preserve"> </w:t>
       </w:r>
@@ -189,12 +262,50 @@
           <w:lang w:eastAsia="en-IN"/>
           <w14:ligatures w14:val="none"/>
         </w:rPr>
-        <w:t>f-strings allow inserting variables directly inside strings using {}. The format() method also formats strings by replacing placeholders with values. f-strings are faster and easier to read. Both help in creating dynamic output.</w:t>
-      </w:r>
-    </w:p>
-    <w:p>
-      <w:pPr>
-        <w:jc w:val="both"/>
+        <w:t>f-strings allow embedding variables inside {}.</w:t>
+      </w:r>
+      <w:r>
+        <w:rPr>
+          <w:rFonts w:eastAsia="Times New Roman" w:cs="Times New Roman"/>
+          <w:kern w:val="0"/>
+          <w:lang w:eastAsia="en-IN"/>
+          <w14:ligatures w14:val="none"/>
+        </w:rPr>
+        <w:br/>
+      </w:r>
+      <w:proofErr w:type="gramStart"/>
+      <w:r>
+        <w:rPr>
+          <w:rFonts w:eastAsia="Times New Roman" w:cs="Times New Roman"/>
+          <w:kern w:val="0"/>
+          <w:lang w:eastAsia="en-IN"/>
+          <w14:ligatures w14:val="none"/>
+        </w:rPr>
+        <w:t>format(</w:t>
+      </w:r>
+      <w:proofErr w:type="gramEnd"/>
+      <w:r>
+        <w:rPr>
+          <w:rFonts w:eastAsia="Times New Roman" w:cs="Times New Roman"/>
+          <w:kern w:val="0"/>
+          <w:lang w:eastAsia="en-IN"/>
+          <w14:ligatures w14:val="none"/>
+        </w:rPr>
+        <w:t>) replaces placeholders with values.</w:t>
+      </w:r>
+      <w:r>
+        <w:rPr>
+          <w:rFonts w:eastAsia="Times New Roman" w:cs="Times New Roman"/>
+          <w:kern w:val="0"/>
+          <w:lang w:eastAsia="en-IN"/>
+          <w14:ligatures w14:val="none"/>
+        </w:rPr>
+        <w:br/>
+        <w:t>f-strings are faster and more readable.</w:t>
+      </w:r>
+    </w:p>
+    <w:p>
+      <w:pPr>
         <w:rPr>
           <w:rFonts w:eastAsia="Times New Roman" w:cs="Times New Roman"/>
           <w:kern w:val="0"/>
@@ -225,19 +336,39 @@
           <w:lang w:eastAsia="en-IN"/>
           <w14:ligatures w14:val="none"/>
         </w:rPr>
-        <w:t xml:space="preserve">Using the input() function to read user input from the keyboard. </w:t>
-      </w:r>
-    </w:p>
-    <w:p>
-      <w:pPr>
-        <w:jc w:val="both"/>
-        <w:rPr>
-          <w:rFonts w:eastAsia="Times New Roman" w:cs="Times New Roman"/>
-          <w:kern w:val="0"/>
-          <w:lang w:eastAsia="en-IN"/>
-          <w14:ligatures w14:val="none"/>
-        </w:rPr>
-      </w:pPr>
+        <w:t xml:space="preserve">Using the </w:t>
+      </w:r>
+      <w:proofErr w:type="gramStart"/>
+      <w:r>
+        <w:rPr>
+          <w:rFonts w:eastAsia="Times New Roman" w:cs="Times New Roman"/>
+          <w:kern w:val="0"/>
+          <w:lang w:eastAsia="en-IN"/>
+          <w14:ligatures w14:val="none"/>
+        </w:rPr>
+        <w:t>input(</w:t>
+      </w:r>
+      <w:proofErr w:type="gramEnd"/>
+      <w:r>
+        <w:rPr>
+          <w:rFonts w:eastAsia="Times New Roman" w:cs="Times New Roman"/>
+          <w:kern w:val="0"/>
+          <w:lang w:eastAsia="en-IN"/>
+          <w14:ligatures w14:val="none"/>
+        </w:rPr>
+        <w:t xml:space="preserve">) function to read user input from the keyboard. </w:t>
+      </w:r>
+    </w:p>
+    <w:p>
+      <w:pPr>
+        <w:rPr>
+          <w:rFonts w:eastAsia="Times New Roman" w:cs="Times New Roman"/>
+          <w:kern w:val="0"/>
+          <w:lang w:eastAsia="en-IN"/>
+          <w14:ligatures w14:val="none"/>
+        </w:rPr>
+      </w:pPr>
+      <w:proofErr w:type="gramStart"/>
       <w:r>
         <w:rPr>
           <w:rFonts w:eastAsia="Times New Roman" w:cs="Times New Roman"/>
@@ -247,6 +378,7 @@
         </w:rPr>
         <w:t>Ans:-</w:t>
       </w:r>
+      <w:proofErr w:type="gramEnd"/>
       <w:r>
         <w:rPr>
           <w:rFonts w:ascii="Courier New" w:hAnsi="Courier New" w:cs="Courier New"/>
@@ -255,14 +387,45 @@
         </w:rPr>
         <w:t xml:space="preserve"> </w:t>
       </w:r>
-      <w:r>
-        <w:rPr>
-          <w:rFonts w:eastAsia="Times New Roman" w:cs="Times New Roman"/>
-          <w:kern w:val="0"/>
-          <w:lang w:eastAsia="en-IN"/>
-          <w14:ligatures w14:val="none"/>
-        </w:rPr>
-        <w:t>input() is used to take user input from the keyboard. It always returns data as a string. The entered value can be stored in a variable. It helps make programs interactive.</w:t>
+      <w:proofErr w:type="gramStart"/>
+      <w:r>
+        <w:rPr>
+          <w:rFonts w:eastAsia="Times New Roman" w:cs="Times New Roman"/>
+          <w:kern w:val="0"/>
+          <w:lang w:eastAsia="en-IN"/>
+          <w14:ligatures w14:val="none"/>
+        </w:rPr>
+        <w:t>input(</w:t>
+      </w:r>
+      <w:proofErr w:type="gramEnd"/>
+      <w:r>
+        <w:rPr>
+          <w:rFonts w:eastAsia="Times New Roman" w:cs="Times New Roman"/>
+          <w:kern w:val="0"/>
+          <w:lang w:eastAsia="en-IN"/>
+          <w14:ligatures w14:val="none"/>
+        </w:rPr>
+        <w:t>) takes user input from the keyboard.</w:t>
+      </w:r>
+      <w:r>
+        <w:rPr>
+          <w:rFonts w:eastAsia="Times New Roman" w:cs="Times New Roman"/>
+          <w:kern w:val="0"/>
+          <w:lang w:eastAsia="en-IN"/>
+          <w14:ligatures w14:val="none"/>
+        </w:rPr>
+        <w:br/>
+        <w:t>It always returns data as a string.</w:t>
+      </w:r>
+      <w:r>
+        <w:rPr>
+          <w:rFonts w:eastAsia="Times New Roman" w:cs="Times New Roman"/>
+          <w:kern w:val="0"/>
+          <w:lang w:eastAsia="en-IN"/>
+          <w14:ligatures w14:val="none"/>
+        </w:rPr>
+        <w:br/>
+        <w:t>Used to make programs interactive.</w:t>
       </w:r>
     </w:p>
     <w:p>
@@ -303,14 +466,14 @@
     </w:p>
     <w:p>
       <w:pPr>
-        <w:jc w:val="both"/>
-        <w:rPr>
-          <w:rFonts w:eastAsia="Times New Roman" w:cs="Times New Roman"/>
-          <w:kern w:val="0"/>
-          <w:lang w:eastAsia="en-IN"/>
-          <w14:ligatures w14:val="none"/>
-        </w:rPr>
-      </w:pPr>
+        <w:rPr>
+          <w:rFonts w:eastAsia="Times New Roman" w:cs="Times New Roman"/>
+          <w:kern w:val="0"/>
+          <w:lang w:eastAsia="en-IN"/>
+          <w14:ligatures w14:val="none"/>
+        </w:rPr>
+      </w:pPr>
+      <w:proofErr w:type="gramStart"/>
       <w:r>
         <w:rPr>
           <w:rFonts w:eastAsia="Times New Roman" w:cs="Times New Roman"/>
@@ -320,6 +483,7 @@
         </w:rPr>
         <w:t>Ans:-</w:t>
       </w:r>
+      <w:proofErr w:type="gramEnd"/>
       <w:r>
         <w:t xml:space="preserve"> </w:t>
       </w:r>
@@ -330,7 +494,67 @@
           <w:lang w:eastAsia="en-IN"/>
           <w14:ligatures w14:val="none"/>
         </w:rPr>
-        <w:t>Since input() returns string data, conversion is needed for calculations. Functions like int(), float(), and str() are used for type conversion. This process is called type casting. It ensures correct data type usage.</w:t>
+        <w:t xml:space="preserve">Input data is converted using </w:t>
+      </w:r>
+      <w:proofErr w:type="gramStart"/>
+      <w:r>
+        <w:rPr>
+          <w:rFonts w:eastAsia="Times New Roman" w:cs="Times New Roman"/>
+          <w:kern w:val="0"/>
+          <w:lang w:eastAsia="en-IN"/>
+          <w14:ligatures w14:val="none"/>
+        </w:rPr>
+        <w:t>int(</w:t>
+      </w:r>
+      <w:proofErr w:type="gramEnd"/>
+      <w:r>
+        <w:rPr>
+          <w:rFonts w:eastAsia="Times New Roman" w:cs="Times New Roman"/>
+          <w:kern w:val="0"/>
+          <w:lang w:eastAsia="en-IN"/>
+          <w14:ligatures w14:val="none"/>
+        </w:rPr>
+        <w:t xml:space="preserve">), </w:t>
+      </w:r>
+      <w:proofErr w:type="gramStart"/>
+      <w:r>
+        <w:rPr>
+          <w:rFonts w:eastAsia="Times New Roman" w:cs="Times New Roman"/>
+          <w:kern w:val="0"/>
+          <w:lang w:eastAsia="en-IN"/>
+          <w14:ligatures w14:val="none"/>
+        </w:rPr>
+        <w:t>float(</w:t>
+      </w:r>
+      <w:proofErr w:type="gramEnd"/>
+      <w:r>
+        <w:rPr>
+          <w:rFonts w:eastAsia="Times New Roman" w:cs="Times New Roman"/>
+          <w:kern w:val="0"/>
+          <w:lang w:eastAsia="en-IN"/>
+          <w14:ligatures w14:val="none"/>
+        </w:rPr>
+        <w:t>), etc.</w:t>
+      </w:r>
+      <w:r>
+        <w:rPr>
+          <w:rFonts w:eastAsia="Times New Roman" w:cs="Times New Roman"/>
+          <w:kern w:val="0"/>
+          <w:lang w:eastAsia="en-IN"/>
+          <w14:ligatures w14:val="none"/>
+        </w:rPr>
+        <w:br/>
+        <w:t>This process is called type casting.</w:t>
+      </w:r>
+      <w:r>
+        <w:rPr>
+          <w:rFonts w:eastAsia="Times New Roman" w:cs="Times New Roman"/>
+          <w:kern w:val="0"/>
+          <w:lang w:eastAsia="en-IN"/>
+          <w14:ligatures w14:val="none"/>
+        </w:rPr>
+        <w:br/>
+        <w:t>It ensures correct data usage.</w:t>
       </w:r>
     </w:p>
     <w:p>
@@ -371,14 +595,14 @@
     </w:p>
     <w:p>
       <w:pPr>
-        <w:jc w:val="both"/>
-        <w:rPr>
-          <w:rFonts w:eastAsia="Times New Roman" w:cs="Times New Roman"/>
-          <w:kern w:val="0"/>
-          <w:lang w:eastAsia="en-IN"/>
-          <w14:ligatures w14:val="none"/>
-        </w:rPr>
-      </w:pPr>
+        <w:rPr>
+          <w:rFonts w:eastAsia="Times New Roman" w:cs="Times New Roman"/>
+          <w:kern w:val="0"/>
+          <w:lang w:eastAsia="en-IN"/>
+          <w14:ligatures w14:val="none"/>
+        </w:rPr>
+      </w:pPr>
+      <w:proofErr w:type="gramStart"/>
       <w:r>
         <w:rPr>
           <w:rFonts w:eastAsia="Times New Roman" w:cs="Times New Roman"/>
@@ -388,6 +612,7 @@
         </w:rPr>
         <w:t>Ans:-</w:t>
       </w:r>
+      <w:proofErr w:type="gramEnd"/>
       <w:r>
         <w:t xml:space="preserve"> </w:t>
       </w:r>
@@ -398,12 +623,61 @@
           <w:lang w:eastAsia="en-IN"/>
           <w14:ligatures w14:val="none"/>
         </w:rPr>
-        <w:t>'r' is used to read files, 'w' writes and overwrites files, and 'a' adds data without deleting existing content. 'r+' allows reading and writing without deleting data. 'w+' allows reading and writing but removes old content. Modes define how a file is accessed.</w:t>
-      </w:r>
-    </w:p>
-    <w:p>
-      <w:pPr>
-        <w:jc w:val="both"/>
+        <w:t>r reads, w writes, a appends data.</w:t>
+      </w:r>
+      <w:r>
+        <w:rPr>
+          <w:rFonts w:eastAsia="Times New Roman" w:cs="Times New Roman"/>
+          <w:kern w:val="0"/>
+          <w:lang w:eastAsia="en-IN"/>
+          <w14:ligatures w14:val="none"/>
+        </w:rPr>
+        <w:br/>
+        <w:t>r+ allows read/write without deleting content.</w:t>
+      </w:r>
+      <w:r>
+        <w:rPr>
+          <w:rFonts w:eastAsia="Times New Roman" w:cs="Times New Roman"/>
+          <w:kern w:val="0"/>
+          <w:lang w:eastAsia="en-IN"/>
+          <w14:ligatures w14:val="none"/>
+        </w:rPr>
+        <w:br/>
+        <w:t>w+ overwrites and allows reading.</w:t>
+      </w:r>
+    </w:p>
+    <w:p>
+      <w:pPr>
+        <w:rPr>
+          <w:rFonts w:eastAsia="Times New Roman" w:cs="Times New Roman"/>
+          <w:kern w:val="0"/>
+          <w:lang w:eastAsia="en-IN"/>
+          <w14:ligatures w14:val="none"/>
+        </w:rPr>
+      </w:pPr>
+    </w:p>
+    <w:p>
+      <w:pPr>
+        <w:rPr>
+          <w:rFonts w:eastAsia="Times New Roman" w:cs="Times New Roman"/>
+          <w:kern w:val="0"/>
+          <w:lang w:eastAsia="en-IN"/>
+          <w14:ligatures w14:val="none"/>
+        </w:rPr>
+      </w:pPr>
+    </w:p>
+    <w:p>
+      <w:pPr>
+        <w:rPr>
+          <w:rFonts w:eastAsia="Times New Roman" w:cs="Times New Roman"/>
+          <w:kern w:val="0"/>
+          <w:lang w:eastAsia="en-IN"/>
+          <w14:ligatures w14:val="none"/>
+        </w:rPr>
+      </w:pPr>
+    </w:p>
+    <w:p>
+      <w:pPr>
         <w:rPr>
           <w:rFonts w:eastAsia="Times New Roman" w:cs="Times New Roman"/>
           <w:kern w:val="0"/>
@@ -434,19 +708,40 @@
           <w:lang w:eastAsia="en-IN"/>
           <w14:ligatures w14:val="none"/>
         </w:rPr>
-        <w:t xml:space="preserve">Using the open() function to create and access files. </w:t>
-      </w:r>
-    </w:p>
-    <w:p>
-      <w:pPr>
-        <w:jc w:val="both"/>
-        <w:rPr>
-          <w:rFonts w:eastAsia="Times New Roman" w:cs="Times New Roman"/>
-          <w:kern w:val="0"/>
-          <w:lang w:eastAsia="en-IN"/>
-          <w14:ligatures w14:val="none"/>
-        </w:rPr>
-      </w:pPr>
+        <w:lastRenderedPageBreak/>
+        <w:t xml:space="preserve">Using the </w:t>
+      </w:r>
+      <w:proofErr w:type="gramStart"/>
+      <w:r>
+        <w:rPr>
+          <w:rFonts w:eastAsia="Times New Roman" w:cs="Times New Roman"/>
+          <w:kern w:val="0"/>
+          <w:lang w:eastAsia="en-IN"/>
+          <w14:ligatures w14:val="none"/>
+        </w:rPr>
+        <w:t>open(</w:t>
+      </w:r>
+      <w:proofErr w:type="gramEnd"/>
+      <w:r>
+        <w:rPr>
+          <w:rFonts w:eastAsia="Times New Roman" w:cs="Times New Roman"/>
+          <w:kern w:val="0"/>
+          <w:lang w:eastAsia="en-IN"/>
+          <w14:ligatures w14:val="none"/>
+        </w:rPr>
+        <w:t xml:space="preserve">) function to create and access files. </w:t>
+      </w:r>
+    </w:p>
+    <w:p>
+      <w:pPr>
+        <w:rPr>
+          <w:rFonts w:eastAsia="Times New Roman" w:cs="Times New Roman"/>
+          <w:kern w:val="0"/>
+          <w:lang w:eastAsia="en-IN"/>
+          <w14:ligatures w14:val="none"/>
+        </w:rPr>
+      </w:pPr>
+      <w:proofErr w:type="gramStart"/>
       <w:r>
         <w:rPr>
           <w:rFonts w:eastAsia="Times New Roman" w:cs="Times New Roman"/>
@@ -456,6 +751,7 @@
         </w:rPr>
         <w:t>Ans:-</w:t>
       </w:r>
+      <w:proofErr w:type="gramEnd"/>
       <w:r>
         <w:rPr>
           <w:rFonts w:ascii="Courier New" w:hAnsi="Courier New" w:cs="Courier New"/>
@@ -464,15 +760,57 @@
         </w:rPr>
         <w:t xml:space="preserve"> </w:t>
       </w:r>
-      <w:r>
-        <w:rPr>
-          <w:rFonts w:eastAsia="Times New Roman" w:cs="Times New Roman"/>
-          <w:kern w:val="0"/>
-          <w:lang w:eastAsia="en-IN"/>
-          <w14:ligatures w14:val="none"/>
-        </w:rPr>
-        <w:t>open() is used to create or open a file in Python. It requires the file name and mode as parameters. It returns a file object used for file operations. It is the first step in file handling.</w:t>
-      </w:r>
+      <w:proofErr w:type="gramStart"/>
+      <w:r>
+        <w:rPr>
+          <w:rFonts w:eastAsia="Times New Roman" w:cs="Times New Roman"/>
+          <w:kern w:val="0"/>
+          <w:lang w:eastAsia="en-IN"/>
+          <w14:ligatures w14:val="none"/>
+        </w:rPr>
+        <w:t>open(</w:t>
+      </w:r>
+      <w:proofErr w:type="gramEnd"/>
+      <w:r>
+        <w:rPr>
+          <w:rFonts w:eastAsia="Times New Roman" w:cs="Times New Roman"/>
+          <w:kern w:val="0"/>
+          <w:lang w:eastAsia="en-IN"/>
+          <w14:ligatures w14:val="none"/>
+        </w:rPr>
+        <w:t>) is used to open or create files.</w:t>
+      </w:r>
+      <w:r>
+        <w:rPr>
+          <w:rFonts w:eastAsia="Times New Roman" w:cs="Times New Roman"/>
+          <w:kern w:val="0"/>
+          <w:lang w:eastAsia="en-IN"/>
+          <w14:ligatures w14:val="none"/>
+        </w:rPr>
+        <w:br/>
+        <w:t>It takes filename and mode as arguments.</w:t>
+      </w:r>
+      <w:r>
+        <w:rPr>
+          <w:rFonts w:eastAsia="Times New Roman" w:cs="Times New Roman"/>
+          <w:kern w:val="0"/>
+          <w:lang w:eastAsia="en-IN"/>
+          <w14:ligatures w14:val="none"/>
+        </w:rPr>
+        <w:br/>
+        <w:t>Returns a file object.</w:t>
+      </w:r>
+    </w:p>
+    <w:p>
+      <w:pPr>
+        <w:jc w:val="both"/>
+        <w:rPr>
+          <w:rFonts w:eastAsia="Times New Roman" w:cs="Times New Roman"/>
+          <w:kern w:val="0"/>
+          <w:lang w:eastAsia="en-IN"/>
+          <w14:ligatures w14:val="none"/>
+        </w:rPr>
+      </w:pPr>
     </w:p>
     <w:p>
       <w:pPr>
@@ -496,20 +834,39 @@
           <w:lang w:eastAsia="en-IN"/>
           <w14:ligatures w14:val="none"/>
         </w:rPr>
-        <w:lastRenderedPageBreak/>
-        <w:t>Closing files using close().</w:t>
-      </w:r>
-    </w:p>
-    <w:p>
-      <w:pPr>
-        <w:jc w:val="both"/>
-        <w:rPr>
-          <w:rFonts w:eastAsia="Times New Roman" w:cs="Times New Roman"/>
-          <w:kern w:val="0"/>
-          <w:lang w:eastAsia="en-IN"/>
-          <w14:ligatures w14:val="none"/>
-        </w:rPr>
-      </w:pPr>
+        <w:t xml:space="preserve">Closing files using </w:t>
+      </w:r>
+      <w:proofErr w:type="gramStart"/>
+      <w:r>
+        <w:rPr>
+          <w:rFonts w:eastAsia="Times New Roman" w:cs="Times New Roman"/>
+          <w:kern w:val="0"/>
+          <w:lang w:eastAsia="en-IN"/>
+          <w14:ligatures w14:val="none"/>
+        </w:rPr>
+        <w:t>close(</w:t>
+      </w:r>
+      <w:proofErr w:type="gramEnd"/>
+      <w:r>
+        <w:rPr>
+          <w:rFonts w:eastAsia="Times New Roman" w:cs="Times New Roman"/>
+          <w:kern w:val="0"/>
+          <w:lang w:eastAsia="en-IN"/>
+          <w14:ligatures w14:val="none"/>
+        </w:rPr>
+        <w:t>).</w:t>
+      </w:r>
+    </w:p>
+    <w:p>
+      <w:pPr>
+        <w:rPr>
+          <w:rFonts w:eastAsia="Times New Roman" w:cs="Times New Roman"/>
+          <w:kern w:val="0"/>
+          <w:lang w:eastAsia="en-IN"/>
+          <w14:ligatures w14:val="none"/>
+        </w:rPr>
+      </w:pPr>
+      <w:proofErr w:type="gramStart"/>
       <w:r>
         <w:rPr>
           <w:rFonts w:eastAsia="Times New Roman" w:cs="Times New Roman"/>
@@ -519,6 +876,7 @@
         </w:rPr>
         <w:t>Ans:-</w:t>
       </w:r>
+      <w:proofErr w:type="gramEnd"/>
       <w:r>
         <w:rPr>
           <w:rFonts w:ascii="Courier New" w:hAnsi="Courier New" w:cs="Courier New"/>
@@ -527,14 +885,45 @@
         </w:rPr>
         <w:t xml:space="preserve"> </w:t>
       </w:r>
-      <w:r>
-        <w:rPr>
-          <w:rFonts w:eastAsia="Times New Roman" w:cs="Times New Roman"/>
-          <w:kern w:val="0"/>
-          <w:lang w:eastAsia="en-IN"/>
-          <w14:ligatures w14:val="none"/>
-        </w:rPr>
-        <w:t>close() is used to close an opened file. It releases system resources and saves changes properly. Not closing files may cause data loss or memory issues. It is good practice to close files after use.</w:t>
+      <w:proofErr w:type="gramStart"/>
+      <w:r>
+        <w:rPr>
+          <w:rFonts w:eastAsia="Times New Roman" w:cs="Times New Roman"/>
+          <w:kern w:val="0"/>
+          <w:lang w:eastAsia="en-IN"/>
+          <w14:ligatures w14:val="none"/>
+        </w:rPr>
+        <w:t>close(</w:t>
+      </w:r>
+      <w:proofErr w:type="gramEnd"/>
+      <w:r>
+        <w:rPr>
+          <w:rFonts w:eastAsia="Times New Roman" w:cs="Times New Roman"/>
+          <w:kern w:val="0"/>
+          <w:lang w:eastAsia="en-IN"/>
+          <w14:ligatures w14:val="none"/>
+        </w:rPr>
+        <w:t>) is used to close a file.</w:t>
+      </w:r>
+      <w:r>
+        <w:rPr>
+          <w:rFonts w:eastAsia="Times New Roman" w:cs="Times New Roman"/>
+          <w:kern w:val="0"/>
+          <w:lang w:eastAsia="en-IN"/>
+          <w14:ligatures w14:val="none"/>
+        </w:rPr>
+        <w:br/>
+        <w:t>It saves changes and frees resources.</w:t>
+      </w:r>
+      <w:r>
+        <w:rPr>
+          <w:rFonts w:eastAsia="Times New Roman" w:cs="Times New Roman"/>
+          <w:kern w:val="0"/>
+          <w:lang w:eastAsia="en-IN"/>
+          <w14:ligatures w14:val="none"/>
+        </w:rPr>
+        <w:br/>
+        <w:t>Important for proper file handling.</w:t>
       </w:r>
     </w:p>
     <w:p>
@@ -570,19 +959,101 @@
           <w:lang w:eastAsia="en-IN"/>
           <w14:ligatures w14:val="none"/>
         </w:rPr>
-        <w:t xml:space="preserve">Reading from a file using read(), readline(), readlines(). </w:t>
-      </w:r>
-    </w:p>
-    <w:p>
-      <w:pPr>
-        <w:jc w:val="both"/>
-        <w:rPr>
-          <w:rFonts w:eastAsia="Times New Roman" w:cs="Times New Roman"/>
-          <w:kern w:val="0"/>
-          <w:lang w:eastAsia="en-IN"/>
-          <w14:ligatures w14:val="none"/>
-        </w:rPr>
-      </w:pPr>
+        <w:t xml:space="preserve">Reading from a file using </w:t>
+      </w:r>
+      <w:proofErr w:type="gramStart"/>
+      <w:r>
+        <w:rPr>
+          <w:rFonts w:eastAsia="Times New Roman" w:cs="Times New Roman"/>
+          <w:kern w:val="0"/>
+          <w:lang w:eastAsia="en-IN"/>
+          <w14:ligatures w14:val="none"/>
+        </w:rPr>
+        <w:t>read(</w:t>
+      </w:r>
+      <w:proofErr w:type="gramEnd"/>
+      <w:r>
+        <w:rPr>
+          <w:rFonts w:eastAsia="Times New Roman" w:cs="Times New Roman"/>
+          <w:kern w:val="0"/>
+          <w:lang w:eastAsia="en-IN"/>
+          <w14:ligatures w14:val="none"/>
+        </w:rPr>
+        <w:t xml:space="preserve">), </w:t>
+      </w:r>
+      <w:proofErr w:type="spellStart"/>
+      <w:proofErr w:type="gramStart"/>
+      <w:r>
+        <w:rPr>
+          <w:rFonts w:eastAsia="Times New Roman" w:cs="Times New Roman"/>
+          <w:kern w:val="0"/>
+          <w:lang w:eastAsia="en-IN"/>
+          <w14:ligatures w14:val="none"/>
+        </w:rPr>
+        <w:t>readline</w:t>
+      </w:r>
+      <w:proofErr w:type="spellEnd"/>
+      <w:r>
+        <w:rPr>
+          <w:rFonts w:eastAsia="Times New Roman" w:cs="Times New Roman"/>
+          <w:kern w:val="0"/>
+          <w:lang w:eastAsia="en-IN"/>
+          <w14:ligatures w14:val="none"/>
+        </w:rPr>
+        <w:t>(</w:t>
+      </w:r>
+      <w:proofErr w:type="gramEnd"/>
+      <w:r>
+        <w:rPr>
+          <w:rFonts w:eastAsia="Times New Roman" w:cs="Times New Roman"/>
+          <w:kern w:val="0"/>
+          <w:lang w:eastAsia="en-IN"/>
+          <w14:ligatures w14:val="none"/>
+        </w:rPr>
+        <w:t xml:space="preserve">), </w:t>
+      </w:r>
+      <w:proofErr w:type="spellStart"/>
+      <w:proofErr w:type="gramStart"/>
+      <w:r>
+        <w:rPr>
+          <w:rFonts w:eastAsia="Times New Roman" w:cs="Times New Roman"/>
+          <w:kern w:val="0"/>
+          <w:lang w:eastAsia="en-IN"/>
+          <w14:ligatures w14:val="none"/>
+        </w:rPr>
+        <w:t>readlines</w:t>
+      </w:r>
+      <w:proofErr w:type="spellEnd"/>
+      <w:r>
+        <w:rPr>
+          <w:rFonts w:eastAsia="Times New Roman" w:cs="Times New Roman"/>
+          <w:kern w:val="0"/>
+          <w:lang w:eastAsia="en-IN"/>
+          <w14:ligatures w14:val="none"/>
+        </w:rPr>
+        <w:t>(</w:t>
+      </w:r>
+      <w:proofErr w:type="gramEnd"/>
+      <w:r>
+        <w:rPr>
+          <w:rFonts w:eastAsia="Times New Roman" w:cs="Times New Roman"/>
+          <w:kern w:val="0"/>
+          <w:lang w:eastAsia="en-IN"/>
+          <w14:ligatures w14:val="none"/>
+        </w:rPr>
+        <w:t xml:space="preserve">). </w:t>
+      </w:r>
+    </w:p>
+    <w:p>
+      <w:pPr>
+        <w:rPr>
+          <w:rFonts w:eastAsia="Times New Roman" w:cs="Times New Roman"/>
+          <w:kern w:val="0"/>
+          <w:lang w:eastAsia="en-IN"/>
+          <w14:ligatures w14:val="none"/>
+        </w:rPr>
+      </w:pPr>
+      <w:proofErr w:type="gramStart"/>
       <w:r>
         <w:rPr>
           <w:rFonts w:eastAsia="Times New Roman" w:cs="Times New Roman"/>
@@ -592,6 +1063,7 @@
         </w:rPr>
         <w:t>Ans:-</w:t>
       </w:r>
+      <w:proofErr w:type="gramEnd"/>
       <w:r>
         <w:rPr>
           <w:rFonts w:ascii="Courier New" w:hAnsi="Courier New" w:cs="Courier New"/>
@@ -600,14 +1072,105 @@
         </w:rPr>
         <w:t xml:space="preserve"> </w:t>
       </w:r>
-      <w:r>
-        <w:rPr>
-          <w:rFonts w:eastAsia="Times New Roman" w:cs="Times New Roman"/>
-          <w:kern w:val="0"/>
-          <w:lang w:eastAsia="en-IN"/>
-          <w14:ligatures w14:val="none"/>
-        </w:rPr>
-        <w:t>read() reads the entire file content. readline() reads one line at a time. readlines() reads all lines and stores them in a list. These methods help access file data in different ways.</w:t>
+      <w:proofErr w:type="gramStart"/>
+      <w:r>
+        <w:rPr>
+          <w:rFonts w:eastAsia="Times New Roman" w:cs="Times New Roman"/>
+          <w:kern w:val="0"/>
+          <w:lang w:eastAsia="en-IN"/>
+          <w14:ligatures w14:val="none"/>
+        </w:rPr>
+        <w:t>read(</w:t>
+      </w:r>
+      <w:proofErr w:type="gramEnd"/>
+      <w:r>
+        <w:rPr>
+          <w:rFonts w:eastAsia="Times New Roman" w:cs="Times New Roman"/>
+          <w:kern w:val="0"/>
+          <w:lang w:eastAsia="en-IN"/>
+          <w14:ligatures w14:val="none"/>
+        </w:rPr>
+        <w:t>) reads entire file.</w:t>
+      </w:r>
+      <w:r>
+        <w:rPr>
+          <w:rFonts w:eastAsia="Times New Roman" w:cs="Times New Roman"/>
+          <w:kern w:val="0"/>
+          <w:lang w:eastAsia="en-IN"/>
+          <w14:ligatures w14:val="none"/>
+        </w:rPr>
+        <w:br/>
+      </w:r>
+      <w:proofErr w:type="spellStart"/>
+      <w:proofErr w:type="gramStart"/>
+      <w:r>
+        <w:rPr>
+          <w:rFonts w:eastAsia="Times New Roman" w:cs="Times New Roman"/>
+          <w:kern w:val="0"/>
+          <w:lang w:eastAsia="en-IN"/>
+          <w14:ligatures w14:val="none"/>
+        </w:rPr>
+        <w:t>readline</w:t>
+      </w:r>
+      <w:proofErr w:type="spellEnd"/>
+      <w:r>
+        <w:rPr>
+          <w:rFonts w:eastAsia="Times New Roman" w:cs="Times New Roman"/>
+          <w:kern w:val="0"/>
+          <w:lang w:eastAsia="en-IN"/>
+          <w14:ligatures w14:val="none"/>
+        </w:rPr>
+        <w:t>(</w:t>
+      </w:r>
+      <w:proofErr w:type="gramEnd"/>
+      <w:r>
+        <w:rPr>
+          <w:rFonts w:eastAsia="Times New Roman" w:cs="Times New Roman"/>
+          <w:kern w:val="0"/>
+          <w:lang w:eastAsia="en-IN"/>
+          <w14:ligatures w14:val="none"/>
+        </w:rPr>
+        <w:t>) reads one line.</w:t>
+      </w:r>
+      <w:r>
+        <w:rPr>
+          <w:rFonts w:eastAsia="Times New Roman" w:cs="Times New Roman"/>
+          <w:kern w:val="0"/>
+          <w:lang w:eastAsia="en-IN"/>
+          <w14:ligatures w14:val="none"/>
+        </w:rPr>
+        <w:br/>
+      </w:r>
+      <w:proofErr w:type="spellStart"/>
+      <w:proofErr w:type="gramStart"/>
+      <w:r>
+        <w:rPr>
+          <w:rFonts w:eastAsia="Times New Roman" w:cs="Times New Roman"/>
+          <w:kern w:val="0"/>
+          <w:lang w:eastAsia="en-IN"/>
+          <w14:ligatures w14:val="none"/>
+        </w:rPr>
+        <w:t>readlines</w:t>
+      </w:r>
+      <w:proofErr w:type="spellEnd"/>
+      <w:r>
+        <w:rPr>
+          <w:rFonts w:eastAsia="Times New Roman" w:cs="Times New Roman"/>
+          <w:kern w:val="0"/>
+          <w:lang w:eastAsia="en-IN"/>
+          <w14:ligatures w14:val="none"/>
+        </w:rPr>
+        <w:t>(</w:t>
+      </w:r>
+      <w:proofErr w:type="gramEnd"/>
+      <w:r>
+        <w:rPr>
+          <w:rFonts w:eastAsia="Times New Roman" w:cs="Times New Roman"/>
+          <w:kern w:val="0"/>
+          <w:lang w:eastAsia="en-IN"/>
+          <w14:ligatures w14:val="none"/>
+        </w:rPr>
+        <w:t>) reads all lines into a list.</w:t>
       </w:r>
     </w:p>
     <w:p>
@@ -643,19 +1206,70 @@
           <w:lang w:eastAsia="en-IN"/>
           <w14:ligatures w14:val="none"/>
         </w:rPr>
-        <w:t>Writing to a file using write() and writelines().</w:t>
-      </w:r>
-    </w:p>
-    <w:p>
-      <w:pPr>
-        <w:jc w:val="both"/>
-        <w:rPr>
-          <w:rFonts w:eastAsia="Times New Roman" w:cs="Times New Roman"/>
-          <w:kern w:val="0"/>
-          <w:lang w:eastAsia="en-IN"/>
-          <w14:ligatures w14:val="none"/>
-        </w:rPr>
-      </w:pPr>
+        <w:t xml:space="preserve">Writing to a file using </w:t>
+      </w:r>
+      <w:proofErr w:type="gramStart"/>
+      <w:r>
+        <w:rPr>
+          <w:rFonts w:eastAsia="Times New Roman" w:cs="Times New Roman"/>
+          <w:kern w:val="0"/>
+          <w:lang w:eastAsia="en-IN"/>
+          <w14:ligatures w14:val="none"/>
+        </w:rPr>
+        <w:t>write(</w:t>
+      </w:r>
+      <w:proofErr w:type="gramEnd"/>
+      <w:r>
+        <w:rPr>
+          <w:rFonts w:eastAsia="Times New Roman" w:cs="Times New Roman"/>
+          <w:kern w:val="0"/>
+          <w:lang w:eastAsia="en-IN"/>
+          <w14:ligatures w14:val="none"/>
+        </w:rPr>
+        <w:t xml:space="preserve">) and </w:t>
+      </w:r>
+      <w:proofErr w:type="spellStart"/>
+      <w:proofErr w:type="gramStart"/>
+      <w:r>
+        <w:rPr>
+          <w:rFonts w:eastAsia="Times New Roman" w:cs="Times New Roman"/>
+          <w:kern w:val="0"/>
+          <w:lang w:eastAsia="en-IN"/>
+          <w14:ligatures w14:val="none"/>
+        </w:rPr>
+        <w:t>writelines</w:t>
+      </w:r>
+      <w:proofErr w:type="spellEnd"/>
+      <w:r>
+        <w:rPr>
+          <w:rFonts w:eastAsia="Times New Roman" w:cs="Times New Roman"/>
+          <w:kern w:val="0"/>
+          <w:lang w:eastAsia="en-IN"/>
+          <w14:ligatures w14:val="none"/>
+        </w:rPr>
+        <w:t>(</w:t>
+      </w:r>
+      <w:proofErr w:type="gramEnd"/>
+      <w:r>
+        <w:rPr>
+          <w:rFonts w:eastAsia="Times New Roman" w:cs="Times New Roman"/>
+          <w:kern w:val="0"/>
+          <w:lang w:eastAsia="en-IN"/>
+          <w14:ligatures w14:val="none"/>
+        </w:rPr>
+        <w:t>).</w:t>
+      </w:r>
+    </w:p>
+    <w:p>
+      <w:pPr>
+        <w:rPr>
+          <w:rFonts w:eastAsia="Times New Roman" w:cs="Times New Roman"/>
+          <w:kern w:val="0"/>
+          <w:lang w:eastAsia="en-IN"/>
+          <w14:ligatures w14:val="none"/>
+        </w:rPr>
+      </w:pPr>
+      <w:proofErr w:type="gramStart"/>
       <w:r>
         <w:rPr>
           <w:rFonts w:eastAsia="Times New Roman" w:cs="Times New Roman"/>
@@ -665,6 +1279,7 @@
         </w:rPr>
         <w:t>Ans:-</w:t>
       </w:r>
+      <w:proofErr w:type="gramEnd"/>
       <w:r>
         <w:rPr>
           <w:rFonts w:ascii="Courier New" w:hAnsi="Courier New" w:cs="Courier New"/>
@@ -673,14 +1288,75 @@
         </w:rPr>
         <w:t xml:space="preserve"> </w:t>
       </w:r>
-      <w:r>
-        <w:rPr>
-          <w:rFonts w:eastAsia="Times New Roman" w:cs="Times New Roman"/>
-          <w:kern w:val="0"/>
-          <w:lang w:eastAsia="en-IN"/>
-          <w14:ligatures w14:val="none"/>
-        </w:rPr>
-        <w:t>write() writes a single string to a file. writelines() writes multiple strings from a list. These methods add or replace file content based on the mode. They are used to store data in files.</w:t>
+      <w:proofErr w:type="gramStart"/>
+      <w:r>
+        <w:rPr>
+          <w:rFonts w:eastAsia="Times New Roman" w:cs="Times New Roman"/>
+          <w:kern w:val="0"/>
+          <w:lang w:eastAsia="en-IN"/>
+          <w14:ligatures w14:val="none"/>
+        </w:rPr>
+        <w:t>write(</w:t>
+      </w:r>
+      <w:proofErr w:type="gramEnd"/>
+      <w:r>
+        <w:rPr>
+          <w:rFonts w:eastAsia="Times New Roman" w:cs="Times New Roman"/>
+          <w:kern w:val="0"/>
+          <w:lang w:eastAsia="en-IN"/>
+          <w14:ligatures w14:val="none"/>
+        </w:rPr>
+        <w:t>) writes a string to file.</w:t>
+      </w:r>
+      <w:r>
+        <w:rPr>
+          <w:rFonts w:eastAsia="Times New Roman" w:cs="Times New Roman"/>
+          <w:kern w:val="0"/>
+          <w:lang w:eastAsia="en-IN"/>
+          <w14:ligatures w14:val="none"/>
+        </w:rPr>
+        <w:br/>
+      </w:r>
+      <w:proofErr w:type="spellStart"/>
+      <w:proofErr w:type="gramStart"/>
+      <w:r>
+        <w:rPr>
+          <w:rFonts w:eastAsia="Times New Roman" w:cs="Times New Roman"/>
+          <w:kern w:val="0"/>
+          <w:lang w:eastAsia="en-IN"/>
+          <w14:ligatures w14:val="none"/>
+        </w:rPr>
+        <w:t>writelines</w:t>
+      </w:r>
+      <w:proofErr w:type="spellEnd"/>
+      <w:r>
+        <w:rPr>
+          <w:rFonts w:eastAsia="Times New Roman" w:cs="Times New Roman"/>
+          <w:kern w:val="0"/>
+          <w:lang w:eastAsia="en-IN"/>
+          <w14:ligatures w14:val="none"/>
+        </w:rPr>
+        <w:t>(</w:t>
+      </w:r>
+      <w:proofErr w:type="gramEnd"/>
+      <w:r>
+        <w:rPr>
+          <w:rFonts w:eastAsia="Times New Roman" w:cs="Times New Roman"/>
+          <w:kern w:val="0"/>
+          <w:lang w:eastAsia="en-IN"/>
+          <w14:ligatures w14:val="none"/>
+        </w:rPr>
+        <w:t>) writes multiple lines.</w:t>
+      </w:r>
+      <w:r>
+        <w:rPr>
+          <w:rFonts w:eastAsia="Times New Roman" w:cs="Times New Roman"/>
+          <w:kern w:val="0"/>
+          <w:lang w:eastAsia="en-IN"/>
+          <w14:ligatures w14:val="none"/>
+        </w:rPr>
+        <w:br/>
+        <w:t>Used to store data in files.</w:t>
       </w:r>
     </w:p>
     <w:p>
@@ -721,14 +1397,14 @@
     </w:p>
     <w:p>
       <w:pPr>
-        <w:jc w:val="both"/>
-        <w:rPr>
-          <w:rFonts w:eastAsia="Times New Roman" w:cs="Times New Roman"/>
-          <w:kern w:val="0"/>
-          <w:lang w:eastAsia="en-IN"/>
-          <w14:ligatures w14:val="none"/>
-        </w:rPr>
-      </w:pPr>
+        <w:rPr>
+          <w:rFonts w:eastAsia="Times New Roman" w:cs="Times New Roman"/>
+          <w:kern w:val="0"/>
+          <w:lang w:eastAsia="en-IN"/>
+          <w14:ligatures w14:val="none"/>
+        </w:rPr>
+      </w:pPr>
+      <w:proofErr w:type="gramStart"/>
       <w:r>
         <w:rPr>
           <w:rFonts w:eastAsia="Times New Roman" w:cs="Times New Roman"/>
@@ -738,6 +1414,7 @@
         </w:rPr>
         <w:t>Ans:-</w:t>
       </w:r>
+      <w:proofErr w:type="gramEnd"/>
       <w:r>
         <w:t xml:space="preserve"> </w:t>
       </w:r>
@@ -748,7 +1425,27 @@
           <w:lang w:eastAsia="en-IN"/>
           <w14:ligatures w14:val="none"/>
         </w:rPr>
-        <w:t>Exceptions are errors that occur during program execution. try is used to test code, except handles errors, and finally runs code regardless of errors. It prevents program crashes. It improves program reliability.</w:t>
+        <w:t>Exceptions are runtime errors.</w:t>
+      </w:r>
+      <w:r>
+        <w:rPr>
+          <w:rFonts w:eastAsia="Times New Roman" w:cs="Times New Roman"/>
+          <w:kern w:val="0"/>
+          <w:lang w:eastAsia="en-IN"/>
+          <w14:ligatures w14:val="none"/>
+        </w:rPr>
+        <w:br/>
+        <w:t>try tests code, except handles errors.</w:t>
+      </w:r>
+      <w:r>
+        <w:rPr>
+          <w:rFonts w:eastAsia="Times New Roman" w:cs="Times New Roman"/>
+          <w:kern w:val="0"/>
+          <w:lang w:eastAsia="en-IN"/>
+          <w14:ligatures w14:val="none"/>
+        </w:rPr>
+        <w:br/>
+        <w:t>finally executes always.</w:t>
       </w:r>
     </w:p>
     <w:p>
@@ -789,6 +1486,59 @@
     </w:p>
     <w:p>
       <w:pPr>
+        <w:rPr>
+          <w:rFonts w:eastAsia="Times New Roman" w:cs="Times New Roman"/>
+          <w:kern w:val="0"/>
+          <w:lang w:eastAsia="en-IN"/>
+          <w14:ligatures w14:val="none"/>
+        </w:rPr>
+      </w:pPr>
+      <w:proofErr w:type="gramStart"/>
+      <w:r>
+        <w:rPr>
+          <w:rFonts w:eastAsia="Times New Roman" w:cs="Times New Roman"/>
+          <w:kern w:val="0"/>
+          <w:lang w:eastAsia="en-IN"/>
+          <w14:ligatures w14:val="none"/>
+        </w:rPr>
+        <w:t>Ans:-</w:t>
+      </w:r>
+      <w:proofErr w:type="gramEnd"/>
+      <w:r>
+        <w:t xml:space="preserve"> </w:t>
+      </w:r>
+      <w:r>
+        <w:rPr>
+          <w:rFonts w:eastAsia="Times New Roman" w:cs="Times New Roman"/>
+          <w:kern w:val="0"/>
+          <w:lang w:eastAsia="en-IN"/>
+          <w14:ligatures w14:val="none"/>
+        </w:rPr>
+        <w:t>Multiple exceptions use multiple except blocks.</w:t>
+      </w:r>
+      <w:r>
+        <w:rPr>
+          <w:rFonts w:eastAsia="Times New Roman" w:cs="Times New Roman"/>
+          <w:kern w:val="0"/>
+          <w:lang w:eastAsia="en-IN"/>
+          <w14:ligatures w14:val="none"/>
+        </w:rPr>
+        <w:br/>
+        <w:t>Custom exceptions are user-defined errors.</w:t>
+      </w:r>
+      <w:r>
+        <w:rPr>
+          <w:rFonts w:eastAsia="Times New Roman" w:cs="Times New Roman"/>
+          <w:kern w:val="0"/>
+          <w:lang w:eastAsia="en-IN"/>
+          <w14:ligatures w14:val="none"/>
+        </w:rPr>
+        <w:br/>
+        <w:t>They improve error handling.</w:t>
+      </w:r>
+    </w:p>
+    <w:p>
+      <w:pPr>
         <w:jc w:val="both"/>
         <w:rPr>
           <w:rFonts w:eastAsia="Times New Roman" w:cs="Times New Roman"/>
@@ -797,27 +1547,6 @@
           <w14:ligatures w14:val="none"/>
         </w:rPr>
       </w:pPr>
-      <w:r>
-        <w:rPr>
-          <w:rFonts w:eastAsia="Times New Roman" w:cs="Times New Roman"/>
-          <w:kern w:val="0"/>
-          <w:lang w:eastAsia="en-IN"/>
-          <w14:ligatures w14:val="none"/>
-        </w:rPr>
-        <w:t>Ans:-</w:t>
-      </w:r>
-      <w:r>
-        <w:t xml:space="preserve"> </w:t>
-      </w:r>
-      <w:r>
-        <w:rPr>
-          <w:rFonts w:eastAsia="Times New Roman" w:cs="Times New Roman"/>
-          <w:kern w:val="0"/>
-          <w:lang w:eastAsia="en-IN"/>
-          <w14:ligatures w14:val="none"/>
-        </w:rPr>
-        <w:t>Multiple exceptions allow handling different errors separately using multiple except blocks. Custom exceptions are user-defined errors created using classes. They help control program behavior. They make error handling more specific.</w:t>
-      </w:r>
     </w:p>
     <w:p>
       <w:pPr>
@@ -852,19 +1581,20 @@
           <w:lang w:eastAsia="en-IN"/>
           <w14:ligatures w14:val="none"/>
         </w:rPr>
+        <w:lastRenderedPageBreak/>
         <w:t>Understanding the concepts of classes, objects, attributes, and methods in Python.</w:t>
       </w:r>
     </w:p>
     <w:p>
       <w:pPr>
-        <w:jc w:val="both"/>
-        <w:rPr>
-          <w:rFonts w:eastAsia="Times New Roman" w:cs="Times New Roman"/>
-          <w:kern w:val="0"/>
-          <w:lang w:eastAsia="en-IN"/>
-          <w14:ligatures w14:val="none"/>
-        </w:rPr>
-      </w:pPr>
+        <w:rPr>
+          <w:rFonts w:eastAsia="Times New Roman" w:cs="Times New Roman"/>
+          <w:kern w:val="0"/>
+          <w:lang w:eastAsia="en-IN"/>
+          <w14:ligatures w14:val="none"/>
+        </w:rPr>
+      </w:pPr>
+      <w:proofErr w:type="gramStart"/>
       <w:r>
         <w:rPr>
           <w:rFonts w:eastAsia="Times New Roman" w:cs="Times New Roman"/>
@@ -874,6 +1604,7 @@
         </w:rPr>
         <w:t>Ans:-</w:t>
       </w:r>
+      <w:proofErr w:type="gramEnd"/>
       <w:r>
         <w:t xml:space="preserve"> </w:t>
       </w:r>
@@ -884,19 +1615,28 @@
           <w:lang w:eastAsia="en-IN"/>
           <w14:ligatures w14:val="none"/>
         </w:rPr>
-        <w:t>A class is a blueprint for creating objects. Objects are instances of a class containing data and functions. Attributes store data, and methods define behavior. This supports object-oriented programming.</w:t>
-      </w:r>
-    </w:p>
-    <w:p>
-      <w:pPr>
-        <w:jc w:val="both"/>
-        <w:rPr>
-          <w:rFonts w:eastAsia="Times New Roman" w:cs="Times New Roman"/>
-          <w:kern w:val="0"/>
-          <w:lang w:eastAsia="en-IN"/>
-          <w14:ligatures w14:val="none"/>
-        </w:rPr>
-      </w:pPr>
+        <w:t>Class is a blueprint for objects.</w:t>
+      </w:r>
+      <w:r>
+        <w:rPr>
+          <w:rFonts w:eastAsia="Times New Roman" w:cs="Times New Roman"/>
+          <w:kern w:val="0"/>
+          <w:lang w:eastAsia="en-IN"/>
+          <w14:ligatures w14:val="none"/>
+        </w:rPr>
+        <w:br/>
+        <w:t>Objects are instances of a class.</w:t>
+      </w:r>
+      <w:r>
+        <w:rPr>
+          <w:rFonts w:eastAsia="Times New Roman" w:cs="Times New Roman"/>
+          <w:kern w:val="0"/>
+          <w:lang w:eastAsia="en-IN"/>
+          <w14:ligatures w14:val="none"/>
+        </w:rPr>
+        <w:br/>
+        <w:t>Attributes store data, methods define actions.</w:t>
+      </w:r>
     </w:p>
     <w:p>
       <w:pPr>
@@ -931,20 +1671,19 @@
           <w:lang w:eastAsia="en-IN"/>
           <w14:ligatures w14:val="none"/>
         </w:rPr>
-        <w:lastRenderedPageBreak/>
         <w:t>Difference between local and global variables.</w:t>
       </w:r>
     </w:p>
     <w:p>
       <w:pPr>
-        <w:jc w:val="both"/>
-        <w:rPr>
-          <w:rFonts w:eastAsia="Times New Roman" w:cs="Times New Roman"/>
-          <w:kern w:val="0"/>
-          <w:lang w:eastAsia="en-IN"/>
-          <w14:ligatures w14:val="none"/>
-        </w:rPr>
-      </w:pPr>
+        <w:rPr>
+          <w:rFonts w:eastAsia="Times New Roman" w:cs="Times New Roman"/>
+          <w:kern w:val="0"/>
+          <w:lang w:eastAsia="en-IN"/>
+          <w14:ligatures w14:val="none"/>
+        </w:rPr>
+      </w:pPr>
+      <w:proofErr w:type="gramStart"/>
       <w:r>
         <w:rPr>
           <w:rFonts w:eastAsia="Times New Roman" w:cs="Times New Roman"/>
@@ -954,6 +1693,7 @@
         </w:rPr>
         <w:t>Ans:-</w:t>
       </w:r>
+      <w:proofErr w:type="gramEnd"/>
       <w:r>
         <w:t xml:space="preserve"> </w:t>
       </w:r>
@@ -964,7 +1704,27 @@
           <w:lang w:eastAsia="en-IN"/>
           <w14:ligatures w14:val="none"/>
         </w:rPr>
-        <w:t>Local variables are declared inside functions and accessible only within them. Global variables are declared outside functions and accessible throughout the program. Local variables have limited scope. Global variables have wider accessibility.</w:t>
+        <w:t>Local variables exist inside functions.</w:t>
+      </w:r>
+      <w:r>
+        <w:rPr>
+          <w:rFonts w:eastAsia="Times New Roman" w:cs="Times New Roman"/>
+          <w:kern w:val="0"/>
+          <w:lang w:eastAsia="en-IN"/>
+          <w14:ligatures w14:val="none"/>
+        </w:rPr>
+        <w:br/>
+        <w:t>Global variables are accessible everywhere.</w:t>
+      </w:r>
+      <w:r>
+        <w:rPr>
+          <w:rFonts w:eastAsia="Times New Roman" w:cs="Times New Roman"/>
+          <w:kern w:val="0"/>
+          <w:lang w:eastAsia="en-IN"/>
+          <w14:ligatures w14:val="none"/>
+        </w:rPr>
+        <w:br/>
+        <w:t>Scope defines their accessibility.</w:t>
       </w:r>
     </w:p>
     <w:p>
@@ -1005,14 +1765,14 @@
     </w:p>
     <w:p>
       <w:pPr>
-        <w:jc w:val="both"/>
-        <w:rPr>
-          <w:rFonts w:eastAsia="Times New Roman" w:cs="Times New Roman"/>
-          <w:kern w:val="0"/>
-          <w:lang w:eastAsia="en-IN"/>
-          <w14:ligatures w14:val="none"/>
-        </w:rPr>
-      </w:pPr>
+        <w:rPr>
+          <w:rFonts w:eastAsia="Times New Roman" w:cs="Times New Roman"/>
+          <w:kern w:val="0"/>
+          <w:lang w:eastAsia="en-IN"/>
+          <w14:ligatures w14:val="none"/>
+        </w:rPr>
+      </w:pPr>
+      <w:proofErr w:type="gramStart"/>
       <w:r>
         <w:rPr>
           <w:rFonts w:eastAsia="Times New Roman" w:cs="Times New Roman"/>
@@ -1022,6 +1782,7 @@
         </w:rPr>
         <w:t>Ans:-</w:t>
       </w:r>
+      <w:proofErr w:type="gramEnd"/>
       <w:r>
         <w:t xml:space="preserve"> </w:t>
       </w:r>
@@ -1032,7 +1793,27 @@
           <w:lang w:eastAsia="en-IN"/>
           <w14:ligatures w14:val="none"/>
         </w:rPr>
-        <w:t>Single inheritance uses one parent class. Multilevel inheritance involves inheritance across multiple levels. Multiple inheritance allows a class to inherit from multiple parents. Hierarchical inheritance has multiple child classes from one parent, and hybrid is a combination of these types.</w:t>
+        <w:t>Single, multiple, multilevel, hierarchical, hybrid.</w:t>
+      </w:r>
+      <w:r>
+        <w:rPr>
+          <w:rFonts w:eastAsia="Times New Roman" w:cs="Times New Roman"/>
+          <w:kern w:val="0"/>
+          <w:lang w:eastAsia="en-IN"/>
+          <w14:ligatures w14:val="none"/>
+        </w:rPr>
+        <w:br/>
+        <w:t>Inheritance allows code reuse.</w:t>
+      </w:r>
+      <w:r>
+        <w:rPr>
+          <w:rFonts w:eastAsia="Times New Roman" w:cs="Times New Roman"/>
+          <w:kern w:val="0"/>
+          <w:lang w:eastAsia="en-IN"/>
+          <w14:ligatures w14:val="none"/>
+        </w:rPr>
+        <w:br/>
+        <w:t>Child classes inherit properties from parent.</w:t>
       </w:r>
     </w:p>
     <w:p>
@@ -1068,19 +1849,39 @@
           <w:lang w:eastAsia="en-IN"/>
           <w14:ligatures w14:val="none"/>
         </w:rPr>
-        <w:t>Using the super() function to access properties of the parent class.</w:t>
-      </w:r>
-    </w:p>
-    <w:p>
-      <w:pPr>
-        <w:jc w:val="both"/>
-        <w:rPr>
-          <w:rFonts w:eastAsia="Times New Roman" w:cs="Times New Roman"/>
-          <w:kern w:val="0"/>
-          <w:lang w:eastAsia="en-IN"/>
-          <w14:ligatures w14:val="none"/>
-        </w:rPr>
-      </w:pPr>
+        <w:t xml:space="preserve">Using the </w:t>
+      </w:r>
+      <w:proofErr w:type="gramStart"/>
+      <w:r>
+        <w:rPr>
+          <w:rFonts w:eastAsia="Times New Roman" w:cs="Times New Roman"/>
+          <w:kern w:val="0"/>
+          <w:lang w:eastAsia="en-IN"/>
+          <w14:ligatures w14:val="none"/>
+        </w:rPr>
+        <w:t>super(</w:t>
+      </w:r>
+      <w:proofErr w:type="gramEnd"/>
+      <w:r>
+        <w:rPr>
+          <w:rFonts w:eastAsia="Times New Roman" w:cs="Times New Roman"/>
+          <w:kern w:val="0"/>
+          <w:lang w:eastAsia="en-IN"/>
+          <w14:ligatures w14:val="none"/>
+        </w:rPr>
+        <w:t>) function to access properties of the parent class.</w:t>
+      </w:r>
+    </w:p>
+    <w:p>
+      <w:pPr>
+        <w:rPr>
+          <w:rFonts w:eastAsia="Times New Roman" w:cs="Times New Roman"/>
+          <w:kern w:val="0"/>
+          <w:lang w:eastAsia="en-IN"/>
+          <w14:ligatures w14:val="none"/>
+        </w:rPr>
+      </w:pPr>
+      <w:proofErr w:type="gramStart"/>
       <w:r>
         <w:rPr>
           <w:rFonts w:eastAsia="Times New Roman" w:cs="Times New Roman"/>
@@ -1090,6 +1891,7 @@
         </w:rPr>
         <w:t>Ans:-</w:t>
       </w:r>
+      <w:proofErr w:type="gramEnd"/>
       <w:r>
         <w:rPr>
           <w:rFonts w:ascii="Courier New" w:hAnsi="Courier New" w:cs="Courier New"/>
@@ -1098,14 +1900,45 @@
         </w:rPr>
         <w:t xml:space="preserve"> </w:t>
       </w:r>
-      <w:r>
-        <w:rPr>
-          <w:rFonts w:eastAsia="Times New Roman" w:cs="Times New Roman"/>
-          <w:kern w:val="0"/>
-          <w:lang w:eastAsia="en-IN"/>
-          <w14:ligatures w14:val="none"/>
-        </w:rPr>
-        <w:t>super() is used to call parent class methods and constructors. It helps avoid rewriting code. It supports inheritance and improves code reuse. It is commonly used in method overriding.</w:t>
+      <w:proofErr w:type="gramStart"/>
+      <w:r>
+        <w:rPr>
+          <w:rFonts w:eastAsia="Times New Roman" w:cs="Times New Roman"/>
+          <w:kern w:val="0"/>
+          <w:lang w:eastAsia="en-IN"/>
+          <w14:ligatures w14:val="none"/>
+        </w:rPr>
+        <w:t>super(</w:t>
+      </w:r>
+      <w:proofErr w:type="gramEnd"/>
+      <w:r>
+        <w:rPr>
+          <w:rFonts w:eastAsia="Times New Roman" w:cs="Times New Roman"/>
+          <w:kern w:val="0"/>
+          <w:lang w:eastAsia="en-IN"/>
+          <w14:ligatures w14:val="none"/>
+        </w:rPr>
+        <w:t>) calls parent class methods.</w:t>
+      </w:r>
+      <w:r>
+        <w:rPr>
+          <w:rFonts w:eastAsia="Times New Roman" w:cs="Times New Roman"/>
+          <w:kern w:val="0"/>
+          <w:lang w:eastAsia="en-IN"/>
+          <w14:ligatures w14:val="none"/>
+        </w:rPr>
+        <w:br/>
+        <w:t>Used in inheritance.</w:t>
+      </w:r>
+      <w:r>
+        <w:rPr>
+          <w:rFonts w:eastAsia="Times New Roman" w:cs="Times New Roman"/>
+          <w:kern w:val="0"/>
+          <w:lang w:eastAsia="en-IN"/>
+          <w14:ligatures w14:val="none"/>
+        </w:rPr>
+        <w:br/>
+        <w:t>Avoids rewriting code.</w:t>
       </w:r>
     </w:p>
     <w:p>
@@ -1146,14 +1979,14 @@
     </w:p>
     <w:p>
       <w:pPr>
-        <w:jc w:val="both"/>
-        <w:rPr>
-          <w:rFonts w:eastAsia="Times New Roman" w:cs="Times New Roman"/>
-          <w:kern w:val="0"/>
-          <w:lang w:eastAsia="en-IN"/>
-          <w14:ligatures w14:val="none"/>
-        </w:rPr>
-      </w:pPr>
+        <w:rPr>
+          <w:rFonts w:eastAsia="Times New Roman" w:cs="Times New Roman"/>
+          <w:kern w:val="0"/>
+          <w:lang w:eastAsia="en-IN"/>
+          <w14:ligatures w14:val="none"/>
+        </w:rPr>
+      </w:pPr>
+      <w:proofErr w:type="gramStart"/>
       <w:r>
         <w:rPr>
           <w:rFonts w:eastAsia="Times New Roman" w:cs="Times New Roman"/>
@@ -1163,6 +1996,7 @@
         </w:rPr>
         <w:t>Ans:-</w:t>
       </w:r>
+      <w:proofErr w:type="gramEnd"/>
       <w:r>
         <w:t xml:space="preserve"> </w:t>
       </w:r>
@@ -1173,12 +2007,31 @@
           <w:lang w:eastAsia="en-IN"/>
           <w14:ligatures w14:val="none"/>
         </w:rPr>
-        <w:t>Method overloading means using the same method name with different parameters. Python supports it using default arguments or variable-length arguments. It improves code flexibility. It allows methods to perform similar tasks differently.</w:t>
-      </w:r>
-    </w:p>
-    <w:p>
-      <w:pPr>
-        <w:jc w:val="both"/>
+        <w:t>Same method name with different parameters.</w:t>
+      </w:r>
+      <w:r>
+        <w:rPr>
+          <w:rFonts w:eastAsia="Times New Roman" w:cs="Times New Roman"/>
+          <w:kern w:val="0"/>
+          <w:lang w:eastAsia="en-IN"/>
+          <w14:ligatures w14:val="none"/>
+        </w:rPr>
+        <w:br/>
+        <w:t>Implemented using default arguments.</w:t>
+      </w:r>
+      <w:r>
+        <w:rPr>
+          <w:rFonts w:eastAsia="Times New Roman" w:cs="Times New Roman"/>
+          <w:kern w:val="0"/>
+          <w:lang w:eastAsia="en-IN"/>
+          <w14:ligatures w14:val="none"/>
+        </w:rPr>
+        <w:br/>
+        <w:t>Provides flexibility.</w:t>
+      </w:r>
+    </w:p>
+    <w:p>
+      <w:pPr>
         <w:rPr>
           <w:rFonts w:eastAsia="Times New Roman" w:cs="Times New Roman"/>
           <w:kern w:val="0"/>
@@ -1209,19 +2062,39 @@
           <w:lang w:eastAsia="en-IN"/>
           <w14:ligatures w14:val="none"/>
         </w:rPr>
-        <w:t>Method overriding: redefining a parent class method in the child class.</w:t>
-      </w:r>
-    </w:p>
-    <w:p>
-      <w:pPr>
-        <w:jc w:val="both"/>
-        <w:rPr>
-          <w:rFonts w:eastAsia="Times New Roman" w:cs="Times New Roman"/>
-          <w:kern w:val="0"/>
-          <w:lang w:eastAsia="en-IN"/>
-          <w14:ligatures w14:val="none"/>
-        </w:rPr>
-      </w:pPr>
+        <w:t xml:space="preserve">Method </w:t>
+      </w:r>
+      <w:proofErr w:type="gramStart"/>
+      <w:r>
+        <w:rPr>
+          <w:rFonts w:eastAsia="Times New Roman" w:cs="Times New Roman"/>
+          <w:kern w:val="0"/>
+          <w:lang w:eastAsia="en-IN"/>
+          <w14:ligatures w14:val="none"/>
+        </w:rPr>
+        <w:t>overriding:</w:t>
+      </w:r>
+      <w:proofErr w:type="gramEnd"/>
+      <w:r>
+        <w:rPr>
+          <w:rFonts w:eastAsia="Times New Roman" w:cs="Times New Roman"/>
+          <w:kern w:val="0"/>
+          <w:lang w:eastAsia="en-IN"/>
+          <w14:ligatures w14:val="none"/>
+        </w:rPr>
+        <w:t xml:space="preserve"> redefining a parent class method in the child class.</w:t>
+      </w:r>
+    </w:p>
+    <w:p>
+      <w:pPr>
+        <w:rPr>
+          <w:rFonts w:eastAsia="Times New Roman" w:cs="Times New Roman"/>
+          <w:kern w:val="0"/>
+          <w:lang w:eastAsia="en-IN"/>
+          <w14:ligatures w14:val="none"/>
+        </w:rPr>
+      </w:pPr>
+      <w:proofErr w:type="gramStart"/>
       <w:r>
         <w:rPr>
           <w:rFonts w:eastAsia="Times New Roman" w:cs="Times New Roman"/>
@@ -1231,6 +2104,7 @@
         </w:rPr>
         <w:t>Ans:-</w:t>
       </w:r>
+      <w:proofErr w:type="gramEnd"/>
       <w:r>
         <w:t xml:space="preserve"> </w:t>
       </w:r>
@@ -1241,12 +2115,51 @@
           <w:lang w:eastAsia="en-IN"/>
           <w14:ligatures w14:val="none"/>
         </w:rPr>
-        <w:t>Method overriding occurs when a child class provides its own version of a parent class method. It is used to change or extend parent class behavior. The method name remains the same. It supports runtime polymorphism.</w:t>
-      </w:r>
-    </w:p>
-    <w:p>
-      <w:pPr>
-        <w:jc w:val="both"/>
+        <w:t>Child class redefines parent method.</w:t>
+      </w:r>
+      <w:r>
+        <w:rPr>
+          <w:rFonts w:eastAsia="Times New Roman" w:cs="Times New Roman"/>
+          <w:kern w:val="0"/>
+          <w:lang w:eastAsia="en-IN"/>
+          <w14:ligatures w14:val="none"/>
+        </w:rPr>
+        <w:br/>
+        <w:t xml:space="preserve">Used to modify </w:t>
+      </w:r>
+      <w:proofErr w:type="spellStart"/>
+      <w:r>
+        <w:rPr>
+          <w:rFonts w:eastAsia="Times New Roman" w:cs="Times New Roman"/>
+          <w:kern w:val="0"/>
+          <w:lang w:eastAsia="en-IN"/>
+          <w14:ligatures w14:val="none"/>
+        </w:rPr>
+        <w:t>behavior</w:t>
+      </w:r>
+      <w:proofErr w:type="spellEnd"/>
+      <w:r>
+        <w:rPr>
+          <w:rFonts w:eastAsia="Times New Roman" w:cs="Times New Roman"/>
+          <w:kern w:val="0"/>
+          <w:lang w:eastAsia="en-IN"/>
+          <w14:ligatures w14:val="none"/>
+        </w:rPr>
+        <w:t>.</w:t>
+      </w:r>
+      <w:r>
+        <w:rPr>
+          <w:rFonts w:eastAsia="Times New Roman" w:cs="Times New Roman"/>
+          <w:kern w:val="0"/>
+          <w:lang w:eastAsia="en-IN"/>
+          <w14:ligatures w14:val="none"/>
+        </w:rPr>
+        <w:br/>
+        <w:t>Supports polymorphism.</w:t>
+      </w:r>
+    </w:p>
+    <w:p>
+      <w:pPr>
         <w:rPr>
           <w:rFonts w:eastAsia="Times New Roman" w:cs="Times New Roman"/>
           <w:kern w:val="0"/>
@@ -1277,19 +2190,40 @@
           <w:lang w:eastAsia="en-IN"/>
           <w14:ligatures w14:val="none"/>
         </w:rPr>
-        <w:t>Introduction to SQLite3 and PyMySQL for database connectivity.</w:t>
-      </w:r>
-    </w:p>
-    <w:p>
-      <w:pPr>
-        <w:jc w:val="both"/>
-        <w:rPr>
-          <w:rFonts w:eastAsia="Times New Roman" w:cs="Times New Roman"/>
-          <w:kern w:val="0"/>
-          <w:lang w:eastAsia="en-IN"/>
-          <w14:ligatures w14:val="none"/>
-        </w:rPr>
-      </w:pPr>
+        <w:lastRenderedPageBreak/>
+        <w:t xml:space="preserve">Introduction to SQLite3 and </w:t>
+      </w:r>
+      <w:proofErr w:type="spellStart"/>
+      <w:r>
+        <w:rPr>
+          <w:rFonts w:eastAsia="Times New Roman" w:cs="Times New Roman"/>
+          <w:kern w:val="0"/>
+          <w:lang w:eastAsia="en-IN"/>
+          <w14:ligatures w14:val="none"/>
+        </w:rPr>
+        <w:t>PyMySQL</w:t>
+      </w:r>
+      <w:proofErr w:type="spellEnd"/>
+      <w:r>
+        <w:rPr>
+          <w:rFonts w:eastAsia="Times New Roman" w:cs="Times New Roman"/>
+          <w:kern w:val="0"/>
+          <w:lang w:eastAsia="en-IN"/>
+          <w14:ligatures w14:val="none"/>
+        </w:rPr>
+        <w:t xml:space="preserve"> for database connectivity.</w:t>
+      </w:r>
+    </w:p>
+    <w:p>
+      <w:pPr>
+        <w:rPr>
+          <w:rFonts w:eastAsia="Times New Roman" w:cs="Times New Roman"/>
+          <w:kern w:val="0"/>
+          <w:lang w:eastAsia="en-IN"/>
+          <w14:ligatures w14:val="none"/>
+        </w:rPr>
+      </w:pPr>
+      <w:proofErr w:type="gramStart"/>
       <w:r>
         <w:rPr>
           <w:rFonts w:eastAsia="Times New Roman" w:cs="Times New Roman"/>
@@ -1299,6 +2233,7 @@
         </w:rPr>
         <w:t>Ans:-</w:t>
       </w:r>
+      <w:proofErr w:type="gramEnd"/>
       <w:r>
         <w:t xml:space="preserve"> </w:t>
       </w:r>
@@ -1309,7 +2244,46 @@
           <w:lang w:eastAsia="en-IN"/>
           <w14:ligatures w14:val="none"/>
         </w:rPr>
-        <w:t>SQLite3 is a lightweight, file-based database built into Python. PyMySQL connects Python with MySQL database servers. Both allow storing and managing structured data. They help perform database operations from Python.</w:t>
+        <w:t>SQLite3 is a lightweight database.</w:t>
+      </w:r>
+      <w:r>
+        <w:rPr>
+          <w:rFonts w:eastAsia="Times New Roman" w:cs="Times New Roman"/>
+          <w:kern w:val="0"/>
+          <w:lang w:eastAsia="en-IN"/>
+          <w14:ligatures w14:val="none"/>
+        </w:rPr>
+        <w:br/>
+      </w:r>
+      <w:proofErr w:type="spellStart"/>
+      <w:r>
+        <w:rPr>
+          <w:rFonts w:eastAsia="Times New Roman" w:cs="Times New Roman"/>
+          <w:kern w:val="0"/>
+          <w:lang w:eastAsia="en-IN"/>
+          <w14:ligatures w14:val="none"/>
+        </w:rPr>
+        <w:t>PyMySQL</w:t>
+      </w:r>
+      <w:proofErr w:type="spellEnd"/>
+      <w:r>
+        <w:rPr>
+          <w:rFonts w:eastAsia="Times New Roman" w:cs="Times New Roman"/>
+          <w:kern w:val="0"/>
+          <w:lang w:eastAsia="en-IN"/>
+          <w14:ligatures w14:val="none"/>
+        </w:rPr>
+        <w:t xml:space="preserve"> connects Python to MySQL.</w:t>
+      </w:r>
+      <w:r>
+        <w:rPr>
+          <w:rFonts w:eastAsia="Times New Roman" w:cs="Times New Roman"/>
+          <w:kern w:val="0"/>
+          <w:lang w:eastAsia="en-IN"/>
+          <w14:ligatures w14:val="none"/>
+        </w:rPr>
+        <w:br/>
+        <w:t>Used for database operations.</w:t>
       </w:r>
     </w:p>
     <w:p>
@@ -1345,20 +2319,19 @@
           <w:lang w:eastAsia="en-IN"/>
           <w14:ligatures w14:val="none"/>
         </w:rPr>
-        <w:lastRenderedPageBreak/>
         <w:t>Creating and executing SQL queries from Python using these connectors.</w:t>
       </w:r>
     </w:p>
     <w:p>
       <w:pPr>
-        <w:jc w:val="both"/>
-        <w:rPr>
-          <w:rFonts w:eastAsia="Times New Roman" w:cs="Times New Roman"/>
-          <w:kern w:val="0"/>
-          <w:lang w:eastAsia="en-IN"/>
-          <w14:ligatures w14:val="none"/>
-        </w:rPr>
-      </w:pPr>
+        <w:rPr>
+          <w:rFonts w:eastAsia="Times New Roman" w:cs="Times New Roman"/>
+          <w:kern w:val="0"/>
+          <w:lang w:eastAsia="en-IN"/>
+          <w14:ligatures w14:val="none"/>
+        </w:rPr>
+      </w:pPr>
+      <w:proofErr w:type="gramStart"/>
       <w:r>
         <w:rPr>
           <w:rFonts w:eastAsia="Times New Roman" w:cs="Times New Roman"/>
@@ -1368,6 +2341,7 @@
         </w:rPr>
         <w:t>Ans:-</w:t>
       </w:r>
+      <w:proofErr w:type="gramEnd"/>
       <w:r>
         <w:t xml:space="preserve"> </w:t>
       </w:r>
@@ -1378,7 +2352,46 @@
           <w:lang w:eastAsia="en-IN"/>
           <w14:ligatures w14:val="none"/>
         </w:rPr>
-        <w:t>SQL queries are executed using database connectors like SQLite3 or PyMySQL. Commands such as execute() and commit() are used. They allow inserting, updating, deleting, and retrieving data. This connects Python programs with databases.</w:t>
+        <w:t>Queries are executed using execute().</w:t>
+      </w:r>
+      <w:r>
+        <w:rPr>
+          <w:rFonts w:eastAsia="Times New Roman" w:cs="Times New Roman"/>
+          <w:kern w:val="0"/>
+          <w:lang w:eastAsia="en-IN"/>
+          <w14:ligatures w14:val="none"/>
+        </w:rPr>
+        <w:br/>
+      </w:r>
+      <w:proofErr w:type="gramStart"/>
+      <w:r>
+        <w:rPr>
+          <w:rFonts w:eastAsia="Times New Roman" w:cs="Times New Roman"/>
+          <w:kern w:val="0"/>
+          <w:lang w:eastAsia="en-IN"/>
+          <w14:ligatures w14:val="none"/>
+        </w:rPr>
+        <w:t>commit(</w:t>
+      </w:r>
+      <w:proofErr w:type="gramEnd"/>
+      <w:r>
+        <w:rPr>
+          <w:rFonts w:eastAsia="Times New Roman" w:cs="Times New Roman"/>
+          <w:kern w:val="0"/>
+          <w:lang w:eastAsia="en-IN"/>
+          <w14:ligatures w14:val="none"/>
+        </w:rPr>
+        <w:t>) saves changes.</w:t>
+      </w:r>
+      <w:r>
+        <w:rPr>
+          <w:rFonts w:eastAsia="Times New Roman" w:cs="Times New Roman"/>
+          <w:kern w:val="0"/>
+          <w:lang w:eastAsia="en-IN"/>
+          <w14:ligatures w14:val="none"/>
+        </w:rPr>
+        <w:br/>
+        <w:t>Used for CRUD operations.</w:t>
       </w:r>
     </w:p>
     <w:p>
@@ -1414,19 +2427,63 @@
           <w:lang w:eastAsia="en-IN"/>
           <w14:ligatures w14:val="none"/>
         </w:rPr>
-        <w:t xml:space="preserve">Using re.search() and re.match() functions in Python’s re module for pattern matching. </w:t>
-      </w:r>
-    </w:p>
-    <w:p>
-      <w:pPr>
-        <w:jc w:val="both"/>
-        <w:rPr>
-          <w:rFonts w:eastAsia="Times New Roman" w:cs="Times New Roman"/>
-          <w:kern w:val="0"/>
-          <w:lang w:eastAsia="en-IN"/>
-          <w14:ligatures w14:val="none"/>
-        </w:rPr>
-      </w:pPr>
+        <w:t xml:space="preserve">Using </w:t>
+      </w:r>
+      <w:proofErr w:type="spellStart"/>
+      <w:proofErr w:type="gramStart"/>
+      <w:r>
+        <w:rPr>
+          <w:rFonts w:eastAsia="Times New Roman" w:cs="Times New Roman"/>
+          <w:kern w:val="0"/>
+          <w:lang w:eastAsia="en-IN"/>
+          <w14:ligatures w14:val="none"/>
+        </w:rPr>
+        <w:t>re.search</w:t>
+      </w:r>
+      <w:proofErr w:type="spellEnd"/>
+      <w:proofErr w:type="gramEnd"/>
+      <w:r>
+        <w:rPr>
+          <w:rFonts w:eastAsia="Times New Roman" w:cs="Times New Roman"/>
+          <w:kern w:val="0"/>
+          <w:lang w:eastAsia="en-IN"/>
+          <w14:ligatures w14:val="none"/>
+        </w:rPr>
+        <w:t xml:space="preserve">() and </w:t>
+      </w:r>
+      <w:proofErr w:type="spellStart"/>
+      <w:proofErr w:type="gramStart"/>
+      <w:r>
+        <w:rPr>
+          <w:rFonts w:eastAsia="Times New Roman" w:cs="Times New Roman"/>
+          <w:kern w:val="0"/>
+          <w:lang w:eastAsia="en-IN"/>
+          <w14:ligatures w14:val="none"/>
+        </w:rPr>
+        <w:t>re.match</w:t>
+      </w:r>
+      <w:proofErr w:type="spellEnd"/>
+      <w:proofErr w:type="gramEnd"/>
+      <w:r>
+        <w:rPr>
+          <w:rFonts w:eastAsia="Times New Roman" w:cs="Times New Roman"/>
+          <w:kern w:val="0"/>
+          <w:lang w:eastAsia="en-IN"/>
+          <w14:ligatures w14:val="none"/>
+        </w:rPr>
+        <w:t xml:space="preserve">() functions in Python’s re module for pattern matching. </w:t>
+      </w:r>
+    </w:p>
+    <w:p>
+      <w:pPr>
+        <w:rPr>
+          <w:rFonts w:eastAsia="Times New Roman" w:cs="Times New Roman"/>
+          <w:kern w:val="0"/>
+          <w:lang w:eastAsia="en-IN"/>
+          <w14:ligatures w14:val="none"/>
+        </w:rPr>
+      </w:pPr>
+      <w:proofErr w:type="gramStart"/>
       <w:r>
         <w:rPr>
           <w:rFonts w:eastAsia="Times New Roman" w:cs="Times New Roman"/>
@@ -1436,6 +2493,7 @@
         </w:rPr>
         <w:t>Ans:-</w:t>
       </w:r>
+      <w:proofErr w:type="gramEnd"/>
       <w:r>
         <w:rPr>
           <w:rFonts w:ascii="Courier New" w:hAnsi="Courier New" w:cs="Courier New"/>
@@ -1444,14 +2502,68 @@
         </w:rPr>
         <w:t xml:space="preserve"> </w:t>
       </w:r>
-      <w:r>
-        <w:rPr>
-          <w:rFonts w:eastAsia="Times New Roman" w:cs="Times New Roman"/>
-          <w:kern w:val="0"/>
-          <w:lang w:eastAsia="en-IN"/>
-          <w14:ligatures w14:val="none"/>
-        </w:rPr>
-        <w:t>re.search() finds a pattern anywhere in a string. re.match() checks only at the beginning of the string. Both are part of the re module. They are used for pattern matching and validation.</w:t>
+      <w:proofErr w:type="spellStart"/>
+      <w:proofErr w:type="gramStart"/>
+      <w:r>
+        <w:rPr>
+          <w:rFonts w:eastAsia="Times New Roman" w:cs="Times New Roman"/>
+          <w:kern w:val="0"/>
+          <w:lang w:eastAsia="en-IN"/>
+          <w14:ligatures w14:val="none"/>
+        </w:rPr>
+        <w:t>re.search</w:t>
+      </w:r>
+      <w:proofErr w:type="spellEnd"/>
+      <w:proofErr w:type="gramEnd"/>
+      <w:r>
+        <w:rPr>
+          <w:rFonts w:eastAsia="Times New Roman" w:cs="Times New Roman"/>
+          <w:kern w:val="0"/>
+          <w:lang w:eastAsia="en-IN"/>
+          <w14:ligatures w14:val="none"/>
+        </w:rPr>
+        <w:t>() finds pattern anywhere.</w:t>
+      </w:r>
+      <w:r>
+        <w:rPr>
+          <w:rFonts w:eastAsia="Times New Roman" w:cs="Times New Roman"/>
+          <w:kern w:val="0"/>
+          <w:lang w:eastAsia="en-IN"/>
+          <w14:ligatures w14:val="none"/>
+        </w:rPr>
+        <w:br/>
+      </w:r>
+      <w:proofErr w:type="spellStart"/>
+      <w:proofErr w:type="gramStart"/>
+      <w:r>
+        <w:rPr>
+          <w:rFonts w:eastAsia="Times New Roman" w:cs="Times New Roman"/>
+          <w:kern w:val="0"/>
+          <w:lang w:eastAsia="en-IN"/>
+          <w14:ligatures w14:val="none"/>
+        </w:rPr>
+        <w:t>re.match</w:t>
+      </w:r>
+      <w:proofErr w:type="spellEnd"/>
+      <w:proofErr w:type="gramEnd"/>
+      <w:r>
+        <w:rPr>
+          <w:rFonts w:eastAsia="Times New Roman" w:cs="Times New Roman"/>
+          <w:kern w:val="0"/>
+          <w:lang w:eastAsia="en-IN"/>
+          <w14:ligatures w14:val="none"/>
+        </w:rPr>
+        <w:t>() checks from beginning.</w:t>
+      </w:r>
+      <w:r>
+        <w:rPr>
+          <w:rFonts w:eastAsia="Times New Roman" w:cs="Times New Roman"/>
+          <w:kern w:val="0"/>
+          <w:lang w:eastAsia="en-IN"/>
+          <w14:ligatures w14:val="none"/>
+        </w:rPr>
+        <w:br/>
+        <w:t>Used for pattern matching.</w:t>
       </w:r>
     </w:p>
     <w:p>
@@ -1492,7 +2604,6 @@
     </w:p>
     <w:p>
       <w:pPr>
-        <w:jc w:val="both"/>
         <w:rPr>
           <w:rFonts w:eastAsia="Times New Roman"/>
           <w:kern w:val="0"/>
@@ -1500,6 +2611,7 @@
           <w14:ligatures w14:val="none"/>
         </w:rPr>
       </w:pPr>
+      <w:proofErr w:type="gramStart"/>
       <w:r>
         <w:rPr>
           <w:rFonts w:eastAsia="Times New Roman" w:cs="Times New Roman"/>
@@ -1509,6 +2621,7 @@
         </w:rPr>
         <w:t>Ans:-</w:t>
       </w:r>
+      <w:proofErr w:type="gramEnd"/>
       <w:r>
         <w:rPr>
           <w:rFonts w:ascii="Courier New" w:eastAsia="Times New Roman" w:hAnsi="Courier New" w:cs="Courier New"/>
@@ -1520,6 +2633,7 @@
         </w:rPr>
         <w:t xml:space="preserve"> </w:t>
       </w:r>
+      <w:proofErr w:type="gramStart"/>
       <w:r>
         <w:rPr>
           <w:rFonts w:eastAsia="Times New Roman"/>
@@ -1527,7 +2641,75 @@
           <w:lang w:eastAsia="en-IN"/>
           <w14:ligatures w14:val="none"/>
         </w:rPr>
-        <w:t>re.search() scans the entire string to find a match. re.match() checks only the start of the string. search() is more flexible. match() is stricter and used when pattern must start from the beginning.</w:t>
+        <w:t>search(</w:t>
+      </w:r>
+      <w:proofErr w:type="gramEnd"/>
+      <w:r>
+        <w:rPr>
+          <w:rFonts w:eastAsia="Times New Roman"/>
+          <w:kern w:val="0"/>
+          <w:lang w:eastAsia="en-IN"/>
+          <w14:ligatures w14:val="none"/>
+        </w:rPr>
+        <w:t>) scans entire string.</w:t>
+      </w:r>
+      <w:r>
+        <w:rPr>
+          <w:rFonts w:eastAsia="Times New Roman"/>
+          <w:kern w:val="0"/>
+          <w:lang w:eastAsia="en-IN"/>
+          <w14:ligatures w14:val="none"/>
+        </w:rPr>
+        <w:br/>
+      </w:r>
+      <w:proofErr w:type="gramStart"/>
+      <w:r>
+        <w:rPr>
+          <w:rFonts w:eastAsia="Times New Roman"/>
+          <w:kern w:val="0"/>
+          <w:lang w:eastAsia="en-IN"/>
+          <w14:ligatures w14:val="none"/>
+        </w:rPr>
+        <w:t>match(</w:t>
+      </w:r>
+      <w:proofErr w:type="gramEnd"/>
+      <w:r>
+        <w:rPr>
+          <w:rFonts w:eastAsia="Times New Roman"/>
+          <w:kern w:val="0"/>
+          <w:lang w:eastAsia="en-IN"/>
+          <w14:ligatures w14:val="none"/>
+        </w:rPr>
+        <w:t>) checks only start.</w:t>
+      </w:r>
+      <w:r>
+        <w:rPr>
+          <w:rFonts w:eastAsia="Times New Roman"/>
+          <w:kern w:val="0"/>
+          <w:lang w:eastAsia="en-IN"/>
+          <w14:ligatures w14:val="none"/>
+        </w:rPr>
+        <w:br/>
+      </w:r>
+      <w:proofErr w:type="gramStart"/>
+      <w:r>
+        <w:rPr>
+          <w:rFonts w:eastAsia="Times New Roman"/>
+          <w:kern w:val="0"/>
+          <w:lang w:eastAsia="en-IN"/>
+          <w14:ligatures w14:val="none"/>
+        </w:rPr>
+        <w:t>search(</w:t>
+      </w:r>
+      <w:proofErr w:type="gramEnd"/>
+      <w:r>
+        <w:rPr>
+          <w:rFonts w:eastAsia="Times New Roman"/>
+          <w:kern w:val="0"/>
+          <w:lang w:eastAsia="en-IN"/>
+          <w14:ligatures w14:val="none"/>
+        </w:rPr>
+        <w:t>) is more flexible.</w:t>
       </w:r>
     </w:p>
     <w:p>
